--- a/EDITAL_CONVOCACAO_AGO_17OUT2026.docx
+++ b/EDITAL_CONVOCACAO_AGO_17OUT2026.docx
@@ -29,7 +29,7 @@
           <w:b/>
           <w:bCs/>
         </w:rPr>
-        <w:t xml:space="preserve">CNPJ/MF nº 31.815.736/0001-44</w:t>
+        <w:t xml:space="preserve">CNPJ/MF nº 32.131.752/0001-88</w:t>
       </w:r>
       <w:r>
         <w:br/>
